--- a/00_总控宪章与自动化引擎/01_从0到1剧集全流程十大阶段把控标准专著/03_《第三阶段：世界观架构、开放世界式生活场与底层运行法则（Worldbuilding）把控标准》.docx
+++ b/00_总控宪章与自动化引擎/01_从0到1剧集全流程十大阶段把控标准专著/03_《第三阶段：世界观架构、开放世界式生活场与底层运行法则（Worldbuilding）把控标准》.docx
@@ -170,9 +170,6 @@
         </w:tc>
       </w:tr>
       <w:tr>
-        <w:trPr>
-          <w:cantSplit/>
-        </w:trPr>
         <w:tc>
           <w:tcPr>
             <w:tcW w:type="dxa" w:w="2592"/>
@@ -259,9 +256,6 @@
         </w:tc>
       </w:tr>
       <w:tr>
-        <w:trPr>
-          <w:cantSplit/>
-        </w:trPr>
         <w:tc>
           <w:tcPr>
             <w:tcW w:type="dxa" w:w="2592"/>
@@ -351,9 +345,6 @@
         </w:tc>
       </w:tr>
       <w:tr>
-        <w:trPr>
-          <w:cantSplit/>
-        </w:trPr>
         <w:tc>
           <w:tcPr>
             <w:tcW w:type="dxa" w:w="2592"/>
@@ -578,9 +569,6 @@
         </w:tc>
       </w:tr>
       <w:tr>
-        <w:trPr>
-          <w:cantSplit/>
-        </w:trPr>
         <w:tc>
           <w:tcPr>
             <w:tcW w:type="dxa" w:w="2592"/>
@@ -667,9 +655,6 @@
         </w:tc>
       </w:tr>
       <w:tr>
-        <w:trPr>
-          <w:cantSplit/>
-        </w:trPr>
         <w:tc>
           <w:tcPr>
             <w:tcW w:type="dxa" w:w="2592"/>
@@ -759,9 +744,6 @@
         </w:tc>
       </w:tr>
       <w:tr>
-        <w:trPr>
-          <w:cantSplit/>
-        </w:trPr>
         <w:tc>
           <w:tcPr>
             <w:tcW w:type="dxa" w:w="2592"/>
@@ -848,9 +830,6 @@
         </w:tc>
       </w:tr>
       <w:tr>
-        <w:trPr>
-          <w:cantSplit/>
-        </w:trPr>
         <w:tc>
           <w:tcPr>
             <w:tcW w:type="dxa" w:w="2592"/>

--- a/00_总控宪章与自动化引擎/01_从0到1剧集全流程十大阶段把控标准专著/03_《第三阶段：世界观架构、开放世界式生活场与底层运行法则（Worldbuilding）把控标准》.docx
+++ b/00_总控宪章与自动化引擎/01_从0到1剧集全流程十大阶段把控标准专著/03_《第三阶段：世界观架构、开放世界式生活场与底层运行法则（Worldbuilding）把控标准》.docx
@@ -919,6 +919,395 @@
         </w:tc>
       </w:tr>
     </w:tbl>
+    <w:p>
+      <w:pPr>
+        <w:spacing w:before="200" w:after="80" w:line="384" w:lineRule="auto"/>
+        <w:jc w:val="left"/>
+      </w:pPr>
+      <w:r>
+        <w:rPr>
+          <w:rFonts w:ascii="Arial" w:hAnsi="Arial" w:eastAsia="黑体"/>
+          <w:b/>
+          <w:color w:val="192D55"/>
+          <w:sz w:val="25"/>
+        </w:rPr>
+        <w:t>第三章　【世界观构建实操工具】开放世界式生活场肌理与高概念底层运行十条铁律填空卡</w:t>
+      </w:r>
+    </w:p>
+    <w:tbl>
+      <w:tblPr>
+        <w:tblStyle w:val="TableGrid"/>
+        <w:tblW w:type="auto" w:w="0"/>
+        <w:jc w:val="center"/>
+        <w:tblLayout w:type="fixed"/>
+        <w:tblLook w:firstColumn="1" w:firstRow="1" w:lastColumn="0" w:lastRow="0" w:noHBand="0" w:noVBand="1" w:val="04A0"/>
+      </w:tblPr>
+      <w:tblGrid>
+        <w:gridCol w:w="3456"/>
+        <w:gridCol w:w="3456"/>
+        <w:gridCol w:w="3456"/>
+      </w:tblGrid>
+      <w:tr>
+        <w:trPr>
+          <w:tblHeader/>
+          <w:cantSplit/>
+        </w:trPr>
+        <w:tc>
+          <w:tcPr>
+            <w:tcW w:type="dxa" w:w="2664"/>
+            <w:vAlign w:val="center"/>
+            <w:tcMar>
+              <w:top w:w="130" w:type="dxa"/>
+              <w:bottom w:w="130" w:type="dxa"/>
+              <w:left w:w="150" w:type="dxa"/>
+              <w:right w:w="150" w:type="dxa"/>
+            </w:tcMar>
+            <w:shd w:fill="1F3864"/>
+          </w:tcPr>
+          <w:p>
+            <w:pPr>
+              <w:spacing w:before="40" w:after="40" w:line="312" w:lineRule="auto"/>
+              <w:jc w:val="center"/>
+            </w:pPr>
+            <w:r/>
+            <w:r>
+              <w:rPr>
+                <w:rFonts w:ascii="Arial" w:hAnsi="Arial" w:eastAsia="黑体"/>
+                <w:b/>
+                <w:color w:val="FFFFFF"/>
+                <w:sz w:val="19"/>
+              </w:rPr>
+              <w:t>实操把控与自检维度</w:t>
+            </w:r>
+          </w:p>
+        </w:tc>
+        <w:tc>
+          <w:tcPr>
+            <w:tcW w:type="dxa" w:w="4104"/>
+            <w:vAlign w:val="center"/>
+            <w:tcMar>
+              <w:top w:w="130" w:type="dxa"/>
+              <w:bottom w:w="130" w:type="dxa"/>
+              <w:left w:w="150" w:type="dxa"/>
+              <w:right w:w="150" w:type="dxa"/>
+            </w:tcMar>
+            <w:shd w:fill="1F3864"/>
+          </w:tcPr>
+          <w:p>
+            <w:pPr>
+              <w:spacing w:before="40" w:after="40" w:line="312" w:lineRule="auto"/>
+              <w:jc w:val="center"/>
+            </w:pPr>
+            <w:r/>
+            <w:r>
+              <w:rPr>
+                <w:rFonts w:ascii="Arial" w:hAnsi="Arial" w:eastAsia="黑体"/>
+                <w:b/>
+                <w:color w:val="FFFFFF"/>
+                <w:sz w:val="19"/>
+              </w:rPr>
+              <w:t>工业级执行标准与质检清单（Checklist）</w:t>
+            </w:r>
+          </w:p>
+        </w:tc>
+        <w:tc>
+          <w:tcPr>
+            <w:tcW w:type="dxa" w:w="3600"/>
+            <w:vAlign w:val="center"/>
+            <w:tcMar>
+              <w:top w:w="130" w:type="dxa"/>
+              <w:bottom w:w="130" w:type="dxa"/>
+              <w:left w:w="150" w:type="dxa"/>
+              <w:right w:w="150" w:type="dxa"/>
+            </w:tcMar>
+            <w:shd w:fill="1F3864"/>
+          </w:tcPr>
+          <w:p>
+            <w:pPr>
+              <w:spacing w:before="40" w:after="40" w:line="312" w:lineRule="auto"/>
+              <w:jc w:val="center"/>
+            </w:pPr>
+            <w:r/>
+            <w:r>
+              <w:rPr>
+                <w:rFonts w:ascii="Arial" w:hAnsi="Arial" w:eastAsia="黑体"/>
+                <w:b/>
+                <w:color w:val="FFFFFF"/>
+                <w:sz w:val="19"/>
+              </w:rPr>
+              <w:t>新剧项目落地填写区</w:t>
+            </w:r>
+          </w:p>
+        </w:tc>
+      </w:tr>
+      <w:tr>
+        <w:tc>
+          <w:tcPr>
+            <w:tcW w:type="dxa" w:w="2664"/>
+            <w:vAlign w:val="center"/>
+            <w:tcMar>
+              <w:top w:w="105" w:type="dxa"/>
+              <w:bottom w:w="105" w:type="dxa"/>
+              <w:left w:w="145" w:type="dxa"/>
+              <w:right w:w="145" w:type="dxa"/>
+            </w:tcMar>
+          </w:tcPr>
+          <w:p>
+            <w:pPr>
+              <w:spacing w:before="40" w:after="40" w:line="341" w:lineRule="auto"/>
+              <w:jc w:val="center"/>
+            </w:pPr>
+            <w:r/>
+            <w:r>
+              <w:rPr>
+                <w:rFonts w:ascii="Times New Roman" w:hAnsi="Times New Roman" w:eastAsia="宋体"/>
+                <w:b/>
+                <w:color w:val="191919"/>
+                <w:sz w:val="19"/>
+              </w:rPr>
+              <w:t>1. 时代社会生活场四维肌理</w:t>
+            </w:r>
+          </w:p>
+        </w:tc>
+        <w:tc>
+          <w:tcPr>
+            <w:tcW w:type="dxa" w:w="4104"/>
+            <w:vAlign w:val="center"/>
+            <w:tcMar>
+              <w:top w:w="105" w:type="dxa"/>
+              <w:bottom w:w="105" w:type="dxa"/>
+              <w:left w:w="145" w:type="dxa"/>
+              <w:right w:w="145" w:type="dxa"/>
+            </w:tcMar>
+          </w:tcPr>
+          <w:p>
+            <w:pPr>
+              <w:spacing w:before="40" w:after="40" w:line="341" w:lineRule="auto"/>
+              <w:jc w:val="left"/>
+            </w:pPr>
+            <w:r/>
+            <w:r>
+              <w:rPr>
+                <w:rFonts w:ascii="Times New Roman" w:hAnsi="Times New Roman" w:eastAsia="宋体"/>
+                <w:b w:val="0"/>
+                <w:color w:val="191919"/>
+                <w:sz w:val="19"/>
+              </w:rPr>
+              <w:t>精确设定故事发生年份、城市气候风貌、具体物价水平（一碗小吃/一张车票价格）、公共交通工具与家庭陈设包浆。</w:t>
+            </w:r>
+          </w:p>
+        </w:tc>
+        <w:tc>
+          <w:tcPr>
+            <w:tcW w:type="dxa" w:w="3600"/>
+            <w:vAlign w:val="center"/>
+            <w:tcMar>
+              <w:top w:w="105" w:type="dxa"/>
+              <w:bottom w:w="105" w:type="dxa"/>
+              <w:left w:w="145" w:type="dxa"/>
+              <w:right w:w="145" w:type="dxa"/>
+            </w:tcMar>
+          </w:tcPr>
+          <w:p>
+            <w:pPr>
+              <w:spacing w:before="40" w:after="40" w:line="341" w:lineRule="auto"/>
+              <w:jc w:val="left"/>
+            </w:pPr>
+            <w:r/>
+            <w:r>
+              <w:rPr>
+                <w:rFonts w:ascii="Times New Roman" w:hAnsi="Times New Roman" w:eastAsia="宋体"/>
+                <w:b w:val="0"/>
+                <w:color w:val="191919"/>
+                <w:sz w:val="19"/>
+              </w:rPr>
+              <w:t>【时代年份与城市风貌】：______</w:t>
+              <w:br/>
+              <w:t>【标志性吃食与物价锚点】：____</w:t>
+            </w:r>
+          </w:p>
+        </w:tc>
+      </w:tr>
+      <w:tr>
+        <w:tc>
+          <w:tcPr>
+            <w:tcW w:type="dxa" w:w="2664"/>
+            <w:vAlign w:val="center"/>
+            <w:tcMar>
+              <w:top w:w="105" w:type="dxa"/>
+              <w:bottom w:w="105" w:type="dxa"/>
+              <w:left w:w="145" w:type="dxa"/>
+              <w:right w:w="145" w:type="dxa"/>
+            </w:tcMar>
+            <w:shd w:fill="F7FAFC"/>
+          </w:tcPr>
+          <w:p>
+            <w:pPr>
+              <w:spacing w:before="40" w:after="40" w:line="341" w:lineRule="auto"/>
+              <w:jc w:val="left"/>
+            </w:pPr>
+            <w:r/>
+            <w:r>
+              <w:rPr>
+                <w:rFonts w:ascii="Times New Roman" w:hAnsi="Times New Roman" w:eastAsia="宋体"/>
+                <w:b/>
+                <w:color w:val="191919"/>
+                <w:sz w:val="19"/>
+              </w:rPr>
+              <w:t>2. 高概念准入契约与硬性禁令</w:t>
+            </w:r>
+          </w:p>
+        </w:tc>
+        <w:tc>
+          <w:tcPr>
+            <w:tcW w:type="dxa" w:w="4104"/>
+            <w:vAlign w:val="center"/>
+            <w:tcMar>
+              <w:top w:w="105" w:type="dxa"/>
+              <w:bottom w:w="105" w:type="dxa"/>
+              <w:left w:w="145" w:type="dxa"/>
+              <w:right w:w="145" w:type="dxa"/>
+            </w:tcMar>
+            <w:shd w:fill="F7FAFC"/>
+          </w:tcPr>
+          <w:p>
+            <w:pPr>
+              <w:spacing w:before="40" w:after="40" w:line="341" w:lineRule="auto"/>
+              <w:jc w:val="left"/>
+            </w:pPr>
+            <w:r/>
+            <w:r>
+              <w:rPr>
+                <w:rFonts w:ascii="Times New Roman" w:hAnsi="Times New Roman" w:eastAsia="宋体"/>
+                <w:b w:val="0"/>
+                <w:color w:val="191919"/>
+                <w:sz w:val="19"/>
+              </w:rPr>
+              <w:t>明确特殊处境的准入条件、三大绝对禁令与违约强制召回/抹杀机制，让主角始终在戴着镣铐跳舞的高压下博弈。</w:t>
+            </w:r>
+          </w:p>
+        </w:tc>
+        <w:tc>
+          <w:tcPr>
+            <w:tcW w:type="dxa" w:w="3600"/>
+            <w:vAlign w:val="center"/>
+            <w:tcMar>
+              <w:top w:w="105" w:type="dxa"/>
+              <w:bottom w:w="105" w:type="dxa"/>
+              <w:left w:w="145" w:type="dxa"/>
+              <w:right w:w="145" w:type="dxa"/>
+            </w:tcMar>
+            <w:shd w:fill="F7FAFC"/>
+          </w:tcPr>
+          <w:p>
+            <w:pPr>
+              <w:spacing w:before="40" w:after="40" w:line="341" w:lineRule="auto"/>
+              <w:jc w:val="left"/>
+            </w:pPr>
+            <w:r/>
+            <w:r>
+              <w:rPr>
+                <w:rFonts w:ascii="Times New Roman" w:hAnsi="Times New Roman" w:eastAsia="宋体"/>
+                <w:b w:val="0"/>
+                <w:color w:val="191919"/>
+                <w:sz w:val="19"/>
+              </w:rPr>
+              <w:t>【三大硬性禁令】：____________</w:t>
+              <w:br/>
+              <w:t>【违规生理/现实反噬表现】：__</w:t>
+            </w:r>
+          </w:p>
+        </w:tc>
+      </w:tr>
+      <w:tr>
+        <w:tc>
+          <w:tcPr>
+            <w:tcW w:type="dxa" w:w="2664"/>
+            <w:vAlign w:val="center"/>
+            <w:tcMar>
+              <w:top w:w="105" w:type="dxa"/>
+              <w:bottom w:w="105" w:type="dxa"/>
+              <w:left w:w="145" w:type="dxa"/>
+              <w:right w:w="145" w:type="dxa"/>
+            </w:tcMar>
+          </w:tcPr>
+          <w:p>
+            <w:pPr>
+              <w:spacing w:before="40" w:after="40" w:line="341" w:lineRule="auto"/>
+              <w:jc w:val="left"/>
+            </w:pPr>
+            <w:r/>
+            <w:r>
+              <w:rPr>
+                <w:rFonts w:ascii="Times New Roman" w:hAnsi="Times New Roman" w:eastAsia="宋体"/>
+                <w:b/>
+                <w:color w:val="191919"/>
+                <w:sz w:val="19"/>
+              </w:rPr>
+              <w:t>3. 物理信标通道与命定闭环锁眼</w:t>
+            </w:r>
+          </w:p>
+        </w:tc>
+        <w:tc>
+          <w:tcPr>
+            <w:tcW w:type="dxa" w:w="4104"/>
+            <w:vAlign w:val="center"/>
+            <w:tcMar>
+              <w:top w:w="105" w:type="dxa"/>
+              <w:bottom w:w="105" w:type="dxa"/>
+              <w:left w:w="145" w:type="dxa"/>
+              <w:right w:w="145" w:type="dxa"/>
+            </w:tcMar>
+          </w:tcPr>
+          <w:p>
+            <w:pPr>
+              <w:spacing w:before="40" w:after="40" w:line="341" w:lineRule="auto"/>
+              <w:jc w:val="left"/>
+            </w:pPr>
+            <w:r/>
+            <w:r>
+              <w:rPr>
+                <w:rFonts w:ascii="Times New Roman" w:hAnsi="Times New Roman" w:eastAsia="宋体"/>
+                <w:b w:val="0"/>
+                <w:color w:val="191919"/>
+                <w:sz w:val="19"/>
+              </w:rPr>
+              <w:t>锁定唯一物理往返通道（及拆迁/损毁倒计时），设计首尾咬合的命定悖论闭环，并预留唯有靠人性本能才能卡住1%的系统锁眼。</w:t>
+            </w:r>
+          </w:p>
+        </w:tc>
+        <w:tc>
+          <w:tcPr>
+            <w:tcW w:type="dxa" w:w="3600"/>
+            <w:vAlign w:val="center"/>
+            <w:tcMar>
+              <w:top w:w="105" w:type="dxa"/>
+              <w:bottom w:w="105" w:type="dxa"/>
+              <w:left w:w="145" w:type="dxa"/>
+              <w:right w:w="145" w:type="dxa"/>
+            </w:tcMar>
+          </w:tcPr>
+          <w:p>
+            <w:pPr>
+              <w:spacing w:before="40" w:after="40" w:line="341" w:lineRule="auto"/>
+              <w:jc w:val="left"/>
+            </w:pPr>
+            <w:r/>
+            <w:r>
+              <w:rPr>
+                <w:rFonts w:ascii="Times New Roman" w:hAnsi="Times New Roman" w:eastAsia="宋体"/>
+                <w:b w:val="0"/>
+                <w:color w:val="191919"/>
+                <w:sz w:val="19"/>
+              </w:rPr>
+              <w:t>【唯一物理信标与倒计时】：____</w:t>
+              <w:br/>
+              <w:t>【终局卡死系统的1%人性锁眼】：</w:t>
+            </w:r>
+          </w:p>
+        </w:tc>
+      </w:tr>
+    </w:tbl>
     <w:sectPr>
       <w:pgSz w:w="12240" w:h="15840"/>
       <w:pgMar w:top="1080" w:right="936" w:bottom="1080" w:left="936" w:header="720" w:footer="720" w:gutter="0"/>
